--- a/Deliverables/Pembagian_Persiapan_Instalasi_RU-IV_Cilacap.docx
+++ b/Deliverables/Pembagian_Persiapan_Instalasi_RU-IV_Cilacap.docx
@@ -73,7 +73,7 @@
           <w:color w:val="5B5B5B"/>
           <w:sz w:val="21"/>
         </w:rPr>
-        <w:t>Siapa menyiapkan apa sebelum mobilisasi &amp; pemasangan GLD di RU IV Cilacap — dikelompokkan per pihak: LGU/ITB (rekayasa &amp; supervisi), Pertamina RU IV (lokasi, izin, infrastruktur), dan Vendor Instalasi yang ditunjuk Pertamina (eksekusi fisik).</w:t>
+        <w:t>Siapa menyiapkan apa sebelum mobilisasi &amp; pemasangan GLD di RU IV Cilacap — dikelompokkan per pihak: LGU/ITB (rekayasa &amp; supervisi), Pertamina RU IV (lokasi, izin, infrastruktur), dan Pelaksana Instalasi RU IV — tim/kontraktor yang ditetapkan RU IV (eksekusi fisik). RU IV telah menyatakan bersedia mendukung penuh pelaksanaan instalasi.</w:t>
       </w:r>
     </w:p>
     <w:p>
@@ -173,7 +173,7 @@
               <w:rPr>
                 <w:sz w:val="19"/>
               </w:rPr>
-              <w:t>1.4</w:t>
+              <w:t>1.5</w:t>
             </w:r>
           </w:p>
         </w:tc>
@@ -210,7 +210,7 @@
               <w:rPr>
                 <w:sz w:val="19"/>
               </w:rPr>
-              <w:t>30 September 2026</w:t>
+              <w:t>1 Oktober 2026</w:t>
             </w:r>
           </w:p>
         </w:tc>
@@ -571,7 +571,7 @@
                 <w:color w:val="FFFFFF"/>
                 <w:sz w:val="18"/>
               </w:rPr>
-              <w:t>Vendor Instalasi</w:t>
+              <w:t>Pelaksana Instalasi RU IV</w:t>
             </w:r>
           </w:p>
         </w:tc>
@@ -604,7 +604,7 @@
                 <w:b w:val="0"/>
                 <w:sz w:val="17"/>
               </w:rPr>
-              <w:t xml:space="preserve">Basis desain mounting (pelat mounting U-bolt 2"/DN50), non-invasive — tanpa bor/las </w:t>
+              <w:t xml:space="preserve">Basis desain mounting (pelat mounting U-bolt 2"/DN50) pada tiang baru pipa galvanis 2" yang ditanam &amp; dicor — tanpa bor/las struktur existing </w:t>
             </w:r>
             <w:r>
               <w:rPr>
@@ -631,7 +631,7 @@
                 <w:b w:val="0"/>
                 <w:sz w:val="17"/>
               </w:rPr>
-              <w:t xml:space="preserve">Gambar CAD (STEP/OBJ) sudah diserahkan ke vendor sebagai acuan fabrikasi </w:t>
+              <w:t xml:space="preserve">Gambar CAD (STEP/OBJ) tersedia sebagai acuan fabrikasi pelaksana </w:t>
             </w:r>
             <w:r>
               <w:rPr>
@@ -736,7 +736,7 @@
                 <w:b w:val="0"/>
                 <w:sz w:val="17"/>
               </w:rPr>
-              <w:t xml:space="preserve">Verifikasi lapangan &amp; shop drawing titik pasang berdasar desain LGU </w:t>
+              <w:t xml:space="preserve">Verifikasi lapangan titik tiang (kondisi tanah, utilitas bawah tanah) &amp; shop drawing berdasar desain LGU </w:t>
             </w:r>
             <w:r>
               <w:rPr>
@@ -744,7 +744,7 @@
                 <w:color w:val="8A6D1E"/>
                 <w:sz w:val="16"/>
               </w:rPr>
-              <w:t xml:space="preserve"> MENUNGGU PENUGASAN </w:t>
+              <w:t xml:space="preserve"> MENUNGGU PENETAPAN PELAKSANA </w:t>
             </w:r>
           </w:p>
           <w:p>
@@ -763,7 +763,7 @@
                 <w:b w:val="0"/>
                 <w:sz w:val="17"/>
               </w:rPr>
-              <w:t xml:space="preserve">Konfirmasi orientasi bracket (tiang vertikal vs handrail horizontal) sesuai struktur existing di lokasi </w:t>
+              <w:t xml:space="preserve">Konfirmasi pelat mounting U-bolt pada tiang vertikal baru, bersama tim desain LGU sebelum fabrikasi </w:t>
             </w:r>
             <w:r>
               <w:rPr>
@@ -771,7 +771,7 @@
                 <w:color w:val="8A6D1E"/>
                 <w:sz w:val="16"/>
               </w:rPr>
-              <w:t xml:space="preserve"> MENUNGGU VERIFIKASI LAPANGAN </w:t>
+              <w:t xml:space="preserve"> PERLU KONFIRMASI </w:t>
             </w:r>
           </w:p>
         </w:tc>
@@ -864,7 +864,7 @@
                 <w:color w:val="FFFFFF"/>
                 <w:sz w:val="18"/>
               </w:rPr>
-              <w:t>Vendor Instalasi</w:t>
+              <w:t>Pelaksana Instalasi RU IV</w:t>
             </w:r>
           </w:p>
         </w:tc>
@@ -1017,7 +1017,7 @@
                 <w:b w:val="0"/>
                 <w:sz w:val="17"/>
               </w:rPr>
-              <w:t xml:space="preserve">Menugaskan resmi vendor pelaksana &amp; mengonfirmasi kompetensi kerja di ketinggian vendor tsb </w:t>
+              <w:t xml:space="preserve">Menetapkan tim/kontraktor pelaksana instalasi RU IV &amp; mengonfirmasi kompetensi K3-nya </w:t>
             </w:r>
             <w:r>
               <w:rPr>
@@ -1025,7 +1025,7 @@
                 <w:color w:val="8A6D1E"/>
                 <w:sz w:val="16"/>
               </w:rPr>
-              <w:t xml:space="preserve"> PERLU PENUGASAN </w:t>
+              <w:t xml:space="preserve"> PERLU PENETAPAN </w:t>
             </w:r>
           </w:p>
           <w:p>
@@ -1083,7 +1083,7 @@
                 <w:b w:val="0"/>
                 <w:sz w:val="17"/>
               </w:rPr>
-              <w:t xml:space="preserve">Menyediakan personel bersertifikasi kerja di ketinggian &amp; metode kerja aman </w:t>
+              <w:t xml:space="preserve">Menyediakan personel kompeten (termasuk kerja di ketinggian untuk tiang CH/mast Gateway) &amp; metode kerja aman </w:t>
             </w:r>
             <w:r>
               <w:rPr>
@@ -1091,7 +1091,7 @@
                 <w:color w:val="8A6D1E"/>
                 <w:sz w:val="16"/>
               </w:rPr>
-              <w:t xml:space="preserve"> MENUNGGU PENUGASAN RESMI </w:t>
+              <w:t xml:space="preserve"> MENUNGGU PENETAPAN PELAKSANA </w:t>
             </w:r>
           </w:p>
           <w:p>
@@ -1238,7 +1238,7 @@
                 <w:color w:val="FFFFFF"/>
                 <w:sz w:val="18"/>
               </w:rPr>
-              <w:t>Vendor Instalasi</w:t>
+              <w:t>Pelaksana Instalasi RU IV</w:t>
             </w:r>
           </w:p>
         </w:tc>
@@ -1298,7 +1298,7 @@
                 <w:b w:val="0"/>
                 <w:sz w:val="17"/>
               </w:rPr>
-              <w:t xml:space="preserve">Spesifikasi bracket/U-bolt/fastener (ukuran, material anti-korosi) sudah diberikan ke vendor </w:t>
+              <w:t xml:space="preserve">Spesifikasi tiang, pelat mounting U-bolt, fastener, kabel &amp; BoQ disusun dalam dokumen Spesifikasi Material rev 1.4 </w:t>
             </w:r>
             <w:r>
               <w:rPr>
@@ -1364,7 +1364,7 @@
                 <w:b w:val="0"/>
                 <w:sz w:val="17"/>
               </w:rPr>
-              <w:t xml:space="preserve">Menyetujui metode mounting non-invasive (tanpa bor/las) pada struktur existing </w:t>
+              <w:t xml:space="preserve">Menyetujui pemasangan tiang baru (galian &amp; cor) di titik pasang perimeter SRU </w:t>
             </w:r>
             <w:r>
               <w:rPr>
@@ -1391,7 +1391,7 @@
                 <w:b w:val="0"/>
                 <w:sz w:val="17"/>
               </w:rPr>
-              <w:t xml:space="preserve">Menyediakan akses ke struktur existing yang akan dipakai sebagai titik pasang </w:t>
+              <w:t xml:space="preserve">Menyediakan material instalasi sesuai Spesifikasi Material (tiang, cor, pelat &amp; U-bolt, kabel, PSU, grounding) </w:t>
             </w:r>
             <w:r>
               <w:rPr>
@@ -1399,7 +1399,7 @@
                 <w:color w:val="8A6D1E"/>
                 <w:sz w:val="16"/>
               </w:rPr>
-              <w:t xml:space="preserve"> TERGANTUNG SURVEY DETAIL </w:t>
+              <w:t xml:space="preserve"> RU IV MENDUKUNG PENUH </w:t>
             </w:r>
           </w:p>
         </w:tc>
@@ -1430,7 +1430,7 @@
                 <w:b w:val="0"/>
                 <w:sz w:val="17"/>
               </w:rPr>
-              <w:t xml:space="preserve">Fabrikasi &amp; pemasangan fisik bracket sesuai desain &amp; spesifikasi LGU </w:t>
+              <w:t xml:space="preserve">Galian &amp; pengecoran tiang, fabrikasi &amp; pemasangan pelat mounting sesuai desain &amp; spesifikasi LGU </w:t>
             </w:r>
             <w:r>
               <w:rPr>
@@ -1438,7 +1438,7 @@
                 <w:color w:val="8A6D1E"/>
                 <w:sz w:val="16"/>
               </w:rPr>
-              <w:t xml:space="preserve"> MENUNGGU PENUGASAN </w:t>
+              <w:t xml:space="preserve"> MENUNGGU PENETAPAN PELAKSANA </w:t>
             </w:r>
           </w:p>
           <w:p>
@@ -1585,7 +1585,7 @@
                 <w:color w:val="FFFFFF"/>
                 <w:sz w:val="18"/>
               </w:rPr>
-              <w:t>Vendor Instalasi</w:t>
+              <w:t>Pelaksana Instalasi RU IV</w:t>
             </w:r>
           </w:p>
         </w:tc>
@@ -1684,7 +1684,7 @@
                 <w:b w:val="0"/>
                 <w:sz w:val="17"/>
               </w:rPr>
-              <w:t xml:space="preserve">Menyediakan titik catu daya 24VDC di lokasi pasang, termasuk proteksi &amp; titik isolasi/LOTO </w:t>
+              <w:t xml:space="preserve">Menyediakan sumber 220VAC/titik catu daya 24VDC di lokasi pasang, termasuk proteksi &amp; titik isolasi/LOTO; memilih skema PSU per titik atau PSU pusat </w:t>
             </w:r>
             <w:r>
               <w:rPr>
@@ -1750,7 +1750,7 @@
                 <w:b w:val="0"/>
                 <w:sz w:val="17"/>
               </w:rPr>
-              <w:t xml:space="preserve">Instalasi fisik jalur kabel, terminasi mekanik, dan identifikasi kabel </w:t>
+              <w:t xml:space="preserve">Instalasi PSU, jalur kabel 24VDC (ukuran per Spesifikasi Material §4), terminasi mekanik, dan identifikasi kabel </w:t>
             </w:r>
             <w:r>
               <w:rPr>
@@ -1758,7 +1758,7 @@
                 <w:color w:val="8A6D1E"/>
                 <w:sz w:val="16"/>
               </w:rPr>
-              <w:t xml:space="preserve"> MENUNGGU PENUGASAN </w:t>
+              <w:t xml:space="preserve"> MENUNGGU PENETAPAN PELAKSANA </w:t>
             </w:r>
           </w:p>
           <w:p>
@@ -1878,7 +1878,7 @@
                 <w:color w:val="FFFFFF"/>
                 <w:sz w:val="18"/>
               </w:rPr>
-              <w:t>Vendor Instalasi</w:t>
+              <w:t>Pelaksana Instalasi RU IV</w:t>
             </w:r>
           </w:p>
         </w:tc>
@@ -1938,7 +1938,7 @@
                 <w:b w:val="0"/>
                 <w:sz w:val="17"/>
               </w:rPr>
-              <w:t xml:space="preserve">Router LGU sendiri di lokasi — jaringan field (GLD–CH–Gateway) berjalan independen dari intranet kantor </w:t>
+              <w:t xml:space="preserve">Router LGU sendiri di ruang Gateway (Gateway → router via Wi-Fi 2,4 GHz, router → PC via LAN), tanpa internet — jaringan GLD independen dari intranet kantor </w:t>
             </w:r>
             <w:r>
               <w:rPr>
@@ -2004,7 +2004,7 @@
                 <w:b w:val="0"/>
                 <w:sz w:val="17"/>
               </w:rPr>
-              <w:t xml:space="preserve">Menyediakan PC dedicated fisik dekat Gateway (daya, lokasi aman, akses fisik) </w:t>
+              <w:t xml:space="preserve">Menyediakan PC server fisik di ruang server lokal, ruang Gateway di dekatnya (Gateway di dalam ruangan, antena di mast luar), 220VAC &amp; UPS </w:t>
             </w:r>
             <w:r>
               <w:rPr>
@@ -2054,7 +2054,33 @@
               <w:end w:w="100" w:type="dxa"/>
             </w:tcMar>
           </w:tcPr>
-          <w:p/>
+          <w:p>
+            <w:pPr>
+              <w:spacing w:after="100"/>
+            </w:pPr>
+            <w:r>
+              <w:rPr>
+                <w:b/>
+                <w:sz w:val="18"/>
+              </w:rPr>
+              <w:t xml:space="preserve">• </w:t>
+            </w:r>
+            <w:r>
+              <w:rPr>
+                <w:b w:val="0"/>
+                <w:sz w:val="17"/>
+              </w:rPr>
+              <w:t xml:space="preserve">Mast antena Gateway (pipa 2" 6 m, dicor), kabel koaksial LMR-400 ≤15 m + penangkal petir, dan kabel Cat6 router ↔ PC server </w:t>
+            </w:r>
+            <w:r>
+              <w:rPr>
+                <w:b/>
+                <w:color w:val="8A6D1E"/>
+                <w:sz w:val="16"/>
+              </w:rPr>
+              <w:t xml:space="preserve"> MENUNGGU PENETAPAN PELAKSANA </w:t>
+            </w:r>
+          </w:p>
         </w:tc>
       </w:tr>
     </w:tbl>
@@ -2145,7 +2171,7 @@
                 <w:color w:val="FFFFFF"/>
                 <w:sz w:val="18"/>
               </w:rPr>
-              <w:t>Vendor Instalasi</w:t>
+              <w:t>Pelaksana Instalasi RU IV</w:t>
             </w:r>
           </w:p>
         </w:tc>
@@ -2345,7 +2371,7 @@
                 <w:color w:val="8A6D1E"/>
                 <w:sz w:val="16"/>
               </w:rPr>
-              <w:t xml:space="preserve"> MENUNGGU PENUGASAN </w:t>
+              <w:t xml:space="preserve"> MENUNGGU PENETAPAN PELAKSANA </w:t>
             </w:r>
           </w:p>
         </w:tc>
@@ -2415,7 +2441,7 @@
                 <w:b w:val="0"/>
                 <w:sz w:val="19"/>
               </w:rPr>
-              <w:t xml:space="preserve"> (bracket U-bolt) adalah desain yang sudah diserahkan ke vendor dan menjadi acuan instalasi Cilacap saat ini. </w:t>
+              <w:t xml:space="preserve"> (bracket U-bolt) adalah desain yang menjadi acuan instalasi Cilacap saat ini. </w:t>
             </w:r>
             <w:r>
               <w:rPr>
@@ -2507,7 +2533,7 @@
           <w:color w:val="5B5B5B"/>
           <w:sz w:val="17"/>
         </w:rPr>
-        <w:t>Lembar kerja lengkap: 3 pandangan ortografik unit terpasang di bracket, dimensi leher casing (Ø75mm, tinggi 191,51mm), tabel parameter U-bolt (ukuran 2″/DN50 untuk pipa OD 60,3mm, thread M10), pelat mounting 250×250mm dengan opsi spacer. Ini yang sudah diserahkan LGU ke vendor sebagai basis desain — fabrikasi &amp; verifikasi lapangan final tetap tanggung jawab vendor.</w:t>
+        <w:t>Lembar kerja lengkap: 3 pandangan ortografik unit terpasang di bracket, dimensi leher casing (Ø75mm, tinggi 191,51mm), tabel parameter U-bolt (ukuran 2″/DN50 untuk pipa OD 60,3mm, thread M10), pelat mounting 250×250mm dengan opsi spacer. Ini basis desain LGU untuk pelaksana instalasi — fabrikasi &amp; verifikasi lapangan final tetap tanggung jawab pelaksana instalasi RU IV.</w:t>
       </w:r>
     </w:p>
     <w:p>
@@ -2787,7 +2813,7 @@
           <w:color w:val="5B5B5B"/>
           <w:sz w:val="17"/>
         </w:rPr>
-        <w:t>Pelat mounting 4-lubang pada badan casing, sesuai dgn pelat bracket U-bolt pada desain CAD — ini adalah interface fisik yang akan dipakai vendor untuk pemasangan ke struktur existing di lokasi (perimeter SRU).</w:t>
+        <w:t>Pelat mounting 4-lubang pada badan casing, sesuai dgn pelat bracket U-bolt pada desain CAD — ini adalah interface fisik yang akan dipakai pelaksana untuk pemasangan ke tiang baru di lokasi (perimeter SRU).</w:t>
       </w:r>
     </w:p>
     <w:p>
@@ -3196,7 +3222,7 @@
         <w:color w:val="5B5B5B"/>
         <w:sz w:val="16"/>
       </w:rPr>
-      <w:t>LGU/GLD/INSTALASI-PEMBAGIAN/2026-001  ·  Rev. 1.4</w:t>
+      <w:t>LGU/GLD/INSTALASI-PEMBAGIAN/2026-001  ·  Rev. 1.5</w:t>
     </w:r>
     <w:r>
       <w:rPr>
